--- a/resources (ignore)/marking-rubric/project-marking-rubric.docx
+++ b/resources (ignore)/marking-rubric/project-marking-rubric.docx
@@ -517,25 +517,7 @@
                 <w:sz w:val="20"/>
                 <w:szCs w:val="20"/>
               </w:rPr>
-              <w:t xml:space="preserve">Fewer than eight models </w:t>
-            </w:r>
-            <w:proofErr w:type="gramStart"/>
-            <w:r>
-              <w:rPr>
-                <w:rFonts w:cstheme="minorHAnsi"/>
-                <w:sz w:val="20"/>
-                <w:szCs w:val="20"/>
-              </w:rPr>
-              <w:t>implemented</w:t>
-            </w:r>
-            <w:proofErr w:type="gramEnd"/>
-            <w:r>
-              <w:rPr>
-                <w:rFonts w:cstheme="minorHAnsi"/>
-                <w:sz w:val="20"/>
-                <w:szCs w:val="20"/>
-              </w:rPr>
-              <w:t xml:space="preserve"> or most models lack required fields. Limited range of data types. Fewer than three relationships implemented. Fewer than two </w:t>
+              <w:t xml:space="preserve">Fewer than eight models implemented or most models lack required fields. Limited range of data types. Fewer than three relationships implemented. Fewer than two </w:t>
             </w:r>
             <w:proofErr w:type="spellStart"/>
             <w:r>
@@ -2376,23 +2358,7 @@
                 <w:sz w:val="20"/>
                 <w:szCs w:val="20"/>
               </w:rPr>
-              <w:t>Exceptional project structure with clear separation of concerns. Files and directories are logically organi</w:t>
-            </w:r>
-            <w:r>
-              <w:rPr>
-                <w:rFonts w:cstheme="minorHAnsi"/>
-                <w:sz w:val="20"/>
-                <w:szCs w:val="20"/>
-              </w:rPr>
-              <w:t>s</w:t>
-            </w:r>
-            <w:r>
-              <w:rPr>
-                <w:rFonts w:cstheme="minorHAnsi"/>
-                <w:sz w:val="20"/>
-                <w:szCs w:val="20"/>
-              </w:rPr>
-              <w:t>ed with consistent patterns. Models, controllers, repositories, and routes are perfectly separated. Code is highly modular with excellent reusability. Dependencies are well-managed with clear import/export patterns. Structure demonstrates expert understanding of software architecture principles.</w:t>
+              <w:t>Exceptional project structure with clear separation of concerns. Files and directories are logically organised with consistent patterns. Models, controllers, repositories, and routes are perfectly separated. Code is highly modular with excellent reusability. Dependencies are well-managed with clear import/export patterns. Structure demonstrates expert understanding of software architecture principles.</w:t>
             </w:r>
           </w:p>
         </w:tc>
@@ -2414,23 +2380,7 @@
                 <w:sz w:val="20"/>
                 <w:szCs w:val="20"/>
               </w:rPr>
-              <w:t>Good project structure with clear separation of concerns. Logical organi</w:t>
-            </w:r>
-            <w:r>
-              <w:rPr>
-                <w:rFonts w:cstheme="minorHAnsi"/>
-                <w:sz w:val="20"/>
-                <w:szCs w:val="20"/>
-              </w:rPr>
-              <w:t>s</w:t>
-            </w:r>
-            <w:r>
-              <w:rPr>
-                <w:rFonts w:cstheme="minorHAnsi"/>
-                <w:sz w:val="20"/>
-                <w:szCs w:val="20"/>
-              </w:rPr>
-              <w:t>ation of files and directories with minor inconsistencies. Good modularity and reusability. Well-managed dependencies with occasional minor issues in import/export patterns. Structure demonstrates good understanding of software architecture principles.</w:t>
+              <w:t>Good project structure with clear separation of concerns. Logical organisation of files and directories with minor inconsistencies. Good modularity and reusability. Well-managed dependencies with occasional minor issues in import/export patterns. Structure demonstrates good understanding of software architecture principles.</w:t>
             </w:r>
           </w:p>
         </w:tc>
@@ -2461,23 +2411,7 @@
                 <w:sz w:val="20"/>
                 <w:szCs w:val="20"/>
               </w:rPr>
-              <w:t>organi</w:t>
-            </w:r>
-            <w:r>
-              <w:rPr>
-                <w:rFonts w:cstheme="minorHAnsi"/>
-                <w:sz w:val="20"/>
-                <w:szCs w:val="20"/>
-              </w:rPr>
-              <w:t>s</w:t>
-            </w:r>
-            <w:r>
-              <w:rPr>
-                <w:rFonts w:cstheme="minorHAnsi"/>
-                <w:sz w:val="20"/>
-                <w:szCs w:val="20"/>
-              </w:rPr>
-              <w:t>ation</w:t>
+              <w:t>organisation</w:t>
             </w:r>
             <w:proofErr w:type="gramEnd"/>
             <w:r>
@@ -2508,23 +2442,7 @@
                 <w:sz w:val="20"/>
                 <w:szCs w:val="20"/>
               </w:rPr>
-              <w:t>Poor project structure with minimal separation of concerns. Disorgani</w:t>
-            </w:r>
-            <w:r>
-              <w:rPr>
-                <w:rFonts w:cstheme="minorHAnsi"/>
-                <w:sz w:val="20"/>
-                <w:szCs w:val="20"/>
-              </w:rPr>
-              <w:t>s</w:t>
-            </w:r>
-            <w:r>
-              <w:rPr>
-                <w:rFonts w:cstheme="minorHAnsi"/>
-                <w:sz w:val="20"/>
-                <w:szCs w:val="20"/>
-              </w:rPr>
-              <w:t>ed files and directories with major inconsistencies. Little to no modularity or reusability. Poorly managed dependencies with critical issues. Structure demonstrates limited understanding of software architecture principles.</w:t>
+              <w:t>Poor project structure with minimal separation of concerns. Disorganised files and directories with major inconsistencies. Little to no modularity or reusability. Poorly managed dependencies with critical issues. Structure demonstrates limited understanding of software architecture principles.</w:t>
             </w:r>
           </w:p>
         </w:tc>
@@ -3012,23 +2930,7 @@
                 <w:sz w:val="20"/>
                 <w:szCs w:val="20"/>
               </w:rPr>
-              <w:t xml:space="preserve"> format throughout the codebase. All classes, functions, and complex sections have comprehensive, clear comments that perfectly explain their purpose, parameters, return values, and </w:t>
-            </w:r>
-            <w:r>
-              <w:rPr>
-                <w:rFonts w:cstheme="minorHAnsi"/>
-                <w:sz w:val="20"/>
-                <w:szCs w:val="20"/>
-              </w:rPr>
-              <w:t>behaviour</w:t>
-            </w:r>
-            <w:r>
-              <w:rPr>
-                <w:rFonts w:cstheme="minorHAnsi"/>
-                <w:sz w:val="20"/>
-                <w:szCs w:val="20"/>
-              </w:rPr>
-              <w:t>. Comments on complex logic are insightful and helpful. Documentation consistently maintained across the entire codebase.</w:t>
+              <w:t xml:space="preserve"> format throughout the codebase. All classes, functions, and complex sections have comprehensive, clear comments that perfectly explain their purpose, parameters, return values, and behaviour. Comments on complex logic are insightful and helpful. Documentation consistently maintained across the entire codebase.</w:t>
             </w:r>
           </w:p>
         </w:tc>
@@ -3068,23 +2970,7 @@
                 <w:sz w:val="20"/>
                 <w:szCs w:val="20"/>
               </w:rPr>
-              <w:t xml:space="preserve"> format with minor gaps. Most classes, functions, and complex sections have good comments. Comments generally explain purpose and </w:t>
-            </w:r>
-            <w:r>
-              <w:rPr>
-                <w:rFonts w:cstheme="minorHAnsi"/>
-                <w:sz w:val="20"/>
-                <w:szCs w:val="20"/>
-              </w:rPr>
-              <w:t>behaviour</w:t>
-            </w:r>
-            <w:r>
-              <w:rPr>
-                <w:rFonts w:cstheme="minorHAnsi"/>
-                <w:sz w:val="20"/>
-                <w:szCs w:val="20"/>
-              </w:rPr>
-              <w:t xml:space="preserve"> well. Documentation maintained across most of the codebase with occasional inconsistencies.</w:t>
+              <w:t xml:space="preserve"> format with minor gaps. Most classes, functions, and complex sections have good comments. Comments generally explain purpose and behaviour well. Documentation maintained across most of the codebase with occasional inconsistencies.</w:t>
             </w:r>
           </w:p>
         </w:tc>
@@ -3850,23 +3736,7 @@
                 <w:sz w:val="20"/>
                 <w:szCs w:val="20"/>
               </w:rPr>
-              <w:t>Exceptional attention to performance and scalability. Optimal algorithm selection and implementation. Efficient data structures used consistently. Code demonstrates expert understanding of performance optimi</w:t>
-            </w:r>
-            <w:r>
-              <w:rPr>
-                <w:rFonts w:cstheme="minorHAnsi"/>
-                <w:sz w:val="20"/>
-                <w:szCs w:val="20"/>
-              </w:rPr>
-              <w:t>s</w:t>
-            </w:r>
-            <w:r>
-              <w:rPr>
-                <w:rFonts w:cstheme="minorHAnsi"/>
-                <w:sz w:val="20"/>
-                <w:szCs w:val="20"/>
-              </w:rPr>
-              <w:t>ation techniques and scalability principles.</w:t>
+              <w:t>Exceptional attention to performance and scalability. Optimal algorithm selection and implementation. Efficient data structures used consistently. Code demonstrates expert understanding of performance optimisation techniques and scalability principles.</w:t>
             </w:r>
           </w:p>
         </w:tc>
@@ -3952,23 +3822,7 @@
                 <w:sz w:val="20"/>
                 <w:szCs w:val="20"/>
               </w:rPr>
-              <w:t>Poor attention to performance and scalability. Inefficient algorithms and inappropriate data structures. Code demonstrates limited understanding of performance optimi</w:t>
-            </w:r>
-            <w:r>
-              <w:rPr>
-                <w:rFonts w:cstheme="minorHAnsi"/>
-                <w:sz w:val="20"/>
-                <w:szCs w:val="20"/>
-              </w:rPr>
-              <w:t>s</w:t>
-            </w:r>
-            <w:r>
-              <w:rPr>
-                <w:rFonts w:cstheme="minorHAnsi"/>
-                <w:sz w:val="20"/>
-                <w:szCs w:val="20"/>
-              </w:rPr>
-              <w:t>ation techniques.</w:t>
+              <w:t>Poor attention to performance and scalability. Inefficient algorithms and inappropriate data structures. Code demonstrates limited understanding of performance optimisation techniques.</w:t>
             </w:r>
           </w:p>
         </w:tc>
@@ -4392,23 +4246,7 @@
                 <w:sz w:val="20"/>
                 <w:szCs w:val="20"/>
               </w:rPr>
-              <w:t xml:space="preserve"> </w:t>
-            </w:r>
-            <w:r>
-              <w:rPr>
-                <w:rFonts w:cstheme="minorHAnsi"/>
-                <w:sz w:val="20"/>
-                <w:szCs w:val="20"/>
-              </w:rPr>
-              <w:t>organised</w:t>
-            </w:r>
-            <w:r>
-              <w:rPr>
-                <w:rFonts w:cstheme="minorHAnsi"/>
-                <w:sz w:val="20"/>
-                <w:szCs w:val="20"/>
-              </w:rPr>
-              <w:t xml:space="preserve"> </w:t>
+              <w:t xml:space="preserve"> organised </w:t>
             </w:r>
             <w:r>
               <w:rPr>
@@ -4498,15 +4336,7 @@
                 <w:sz w:val="20"/>
                 <w:szCs w:val="20"/>
               </w:rPr>
-              <w:t>organised</w:t>
-            </w:r>
-            <w:r>
-              <w:rPr>
-                <w:rFonts w:cstheme="minorHAnsi"/>
-                <w:sz w:val="20"/>
-                <w:szCs w:val="20"/>
-              </w:rPr>
-              <w:t xml:space="preserve"> </w:t>
+              <w:t xml:space="preserve">organised </w:t>
             </w:r>
             <w:r>
               <w:rPr>
@@ -6485,7 +6315,7 @@
         <w:sz w:val="20"/>
         <w:szCs w:val="20"/>
       </w:rPr>
-      <w:t>4</w:t>
+      <w:t>5</w:t>
     </w:r>
     <w:r>
       <w:rPr>
@@ -6506,7 +6336,7 @@
         <w:sz w:val="20"/>
         <w:szCs w:val="20"/>
       </w:rPr>
-      <w:t>One</w:t>
+      <w:t>Two</w:t>
     </w:r>
     <w:r>
       <w:rPr>
@@ -9163,6 +8993,7 @@
   <w:style w:type="character" w:default="1" w:styleId="DefaultParagraphFont">
     <w:name w:val="Default Paragraph Font"/>
     <w:uiPriority w:val="1"/>
+    <w:semiHidden/>
     <w:unhideWhenUsed/>
   </w:style>
   <w:style w:type="table" w:default="1" w:styleId="TableNormal">
